--- a/assignments/SE Lab - Assignment 6.docx
+++ b/assignments/SE Lab - Assignment 6.docx
@@ -17,6 +17,16 @@
       <w:r>
         <w:t>VISHWAKARMA INSTITUTE OF TECHNOLOGY – PUNE</w:t>
       </w:r>
+    </w:p>
+    <w:p>
+      <w:pPr>
+        <w:spacing w:line="360" w:lineRule="auto"/>
+        <w:rPr>
+          <w:rFonts w:ascii="Neue Haas Grotesk Text Pro" w:hAnsi="Neue Haas Grotesk Text Pro"/>
+          <w:b/>
+          <w:bCs/>
+        </w:rPr>
+      </w:pPr>
     </w:p>
     <w:p>
       <w:pPr>
@@ -526,6 +536,16 @@
     </w:p>
     <w:p>
       <w:pPr>
+        <w:pStyle w:val="Text"/>
+      </w:pPr>
+    </w:p>
+    <w:p>
+      <w:pPr>
+        <w:pStyle w:val="Text"/>
+      </w:pPr>
+    </w:p>
+    <w:p>
+      <w:pPr>
         <w:pStyle w:val="Assignment"/>
         <w:spacing w:after="240"/>
       </w:pPr>
@@ -546,16 +566,6 @@
       <w:pPr>
         <w:pStyle w:val="Heading"/>
       </w:pPr>
-    </w:p>
-    <w:p>
-      <w:pPr>
-        <w:pStyle w:val="Heading"/>
-      </w:pPr>
-    </w:p>
-    <w:p>
-      <w:pPr>
-        <w:pStyle w:val="Heading"/>
-      </w:pPr>
       <w:r>
         <w:t>Problem Statement</w:t>
       </w:r>
@@ -563,118 +573,84 @@
     <w:p>
       <w:pPr>
         <w:pStyle w:val="Heading"/>
-      </w:pPr>
-    </w:p>
-    <w:p>
-      <w:pPr>
-        <w:pStyle w:val="Heading"/>
         <w:numPr>
           <w:ilvl w:val="0"/>
-          <w:numId w:val="35"/>
+          <w:numId w:val="36"/>
         </w:numPr>
         <w:rPr>
-          <w:shd w:val="clear" w:color="auto" w:fill="FFFFFF"/>
+          <w:rStyle w:val="TextChar"/>
+          <w:rFonts w:eastAsiaTheme="minorHAnsi" w:cstheme="minorBidi"/>
+          <w:kern w:val="2"/>
+          <w:lang w:eastAsia="en-US"/>
+          <w14:ligatures w14:val="standardContextual"/>
         </w:rPr>
       </w:pPr>
       <w:r>
         <w:rPr>
-          <w:rFonts w:eastAsia="Times New Roman" w:cs="Times New Roman"/>
+          <w:rStyle w:val="TextChar"/>
+          <w:rFonts w:eastAsiaTheme="minorHAnsi"/>
           <w:b w:val="0"/>
           <w:bCs w:val="0"/>
           <w:caps w:val="0"/>
-          <w:kern w:val="0"/>
-          <w:shd w:val="clear" w:color="auto" w:fill="FFFFFF"/>
-          <w:lang w:eastAsia="en-IN"/>
-          <w14:ligatures w14:val="none"/>
         </w:rPr>
-        <w:t xml:space="preserve">Model the dynamic </w:t>
+        <w:t>Model the dynamic behaviour of a system using state diagrams.</w:t>
       </w:r>
+    </w:p>
+    <w:p>
+      <w:pPr>
+        <w:rPr>
+          <w:rStyle w:val="TextChar"/>
+          <w:rFonts w:eastAsiaTheme="minorHAnsi"/>
+        </w:rPr>
+      </w:pPr>
       <w:r>
         <w:rPr>
-          <w:rFonts w:eastAsia="Times New Roman" w:cs="Times New Roman"/>
-          <w:b w:val="0"/>
-          <w:bCs w:val="0"/>
-          <w:caps w:val="0"/>
-          <w:kern w:val="0"/>
-          <w:shd w:val="clear" w:color="auto" w:fill="FFFFFF"/>
-          <w:lang w:eastAsia="en-IN"/>
-          <w14:ligatures w14:val="none"/>
-        </w:rPr>
-        <w:t>behaviour</w:t>
-      </w:r>
-      <w:r>
-        <w:rPr>
-          <w:rFonts w:eastAsia="Times New Roman" w:cs="Times New Roman"/>
-          <w:b w:val="0"/>
-          <w:bCs w:val="0"/>
-          <w:caps w:val="0"/>
-          <w:kern w:val="0"/>
-          <w:shd w:val="clear" w:color="auto" w:fill="FFFFFF"/>
-          <w:lang w:eastAsia="en-IN"/>
-          <w14:ligatures w14:val="none"/>
-        </w:rPr>
-        <w:t xml:space="preserve"> of a system using state diagrams</w:t>
-      </w:r>
-      <w:r>
-        <w:rPr>
-          <w:rFonts w:eastAsia="Times New Roman" w:cs="Times New Roman"/>
-          <w:b w:val="0"/>
-          <w:bCs w:val="0"/>
-          <w:caps w:val="0"/>
-          <w:kern w:val="0"/>
-          <w:shd w:val="clear" w:color="auto" w:fill="FFFFFF"/>
-          <w:lang w:eastAsia="en-IN"/>
-          <w14:ligatures w14:val="none"/>
-        </w:rPr>
-        <w:t>.</w:t>
-      </w:r>
-      <w:r>
-        <w:rPr>
-          <w:shd w:val="clear" w:color="auto" w:fill="FFFFFF"/>
+          <w:rStyle w:val="TextChar"/>
+          <w:rFonts w:eastAsiaTheme="minorHAnsi"/>
+          <w:b/>
+          <w:bCs/>
+          <w:caps/>
         </w:rPr>
         <w:br w:type="page"/>
       </w:r>
+    </w:p>
+    <w:p>
+      <w:pPr>
+        <w:pStyle w:val="Heading"/>
+      </w:pPr>
       <w:r>
-        <w:rPr>
-          <w:shd w:val="clear" w:color="auto" w:fill="FFFFFF"/>
-        </w:rPr>
         <w:lastRenderedPageBreak/>
-        <w:t>STATE</w:t>
-      </w:r>
-      <w:r>
-        <w:rPr>
-          <w:shd w:val="clear" w:color="auto" w:fill="FFFFFF"/>
-        </w:rPr>
-        <w:t xml:space="preserve"> DIAGRAM FOR A FINANCIAL FRAUD DETECTION SYSTEM</w:t>
+        <w:t>State diagram for a financial fraud detection system</w:t>
       </w:r>
     </w:p>
     <w:p>
       <w:pPr>
-        <w:pStyle w:val="Heading"/>
-        <w:ind w:left="-709"/>
+        <w:pStyle w:val="Text"/>
         <w:rPr>
           <w:noProof/>
-          <w:shd w:val="clear" w:color="auto" w:fill="FFFFFF"/>
         </w:rPr>
       </w:pPr>
     </w:p>
     <w:p>
       <w:pPr>
-        <w:pStyle w:val="Heading"/>
-        <w:ind w:left="-709"/>
-        <w:rPr>
-          <w:shd w:val="clear" w:color="auto" w:fill="FFFFFF"/>
-        </w:rPr>
+        <w:pStyle w:val="Text"/>
       </w:pPr>
       <w:r>
         <w:rPr>
           <w:noProof/>
-          <w:shd w:val="clear" w:color="auto" w:fill="FFFFFF"/>
         </w:rPr>
         <w:drawing>
-          <wp:inline distT="0" distB="0" distL="0" distR="0" wp14:anchorId="1851CA01" wp14:editId="397BECE7">
+          <wp:anchor distT="0" distB="0" distL="114300" distR="114300" simplePos="0" relativeHeight="251658240" behindDoc="0" locked="0" layoutInCell="1" allowOverlap="1" wp14:anchorId="1851CA01" wp14:editId="1DC6481D">
+            <wp:simplePos x="0" y="0"/>
+            <wp:positionH relativeFrom="column">
+              <wp:posOffset>-446730</wp:posOffset>
+            </wp:positionH>
+            <wp:positionV relativeFrom="paragraph">
+              <wp:posOffset>1997</wp:posOffset>
+            </wp:positionV>
             <wp:extent cx="6540500" cy="5358630"/>
             <wp:effectExtent l="0" t="0" r="0" b="0"/>
+            <wp:wrapTopAndBottom/>
             <wp:docPr id="832886748" name="Graphic 1"/>
             <wp:cNvGraphicFramePr>
               <a:graphicFrameLocks xmlns:a="http://schemas.openxmlformats.org/drawingml/2006/main" noChangeAspect="1"/>
@@ -701,7 +677,7 @@
                   <pic:spPr>
                     <a:xfrm>
                       <a:off x="0" y="0"/>
-                      <a:ext cx="6549158" cy="5365724"/>
+                      <a:ext cx="6540500" cy="5358630"/>
                     </a:xfrm>
                     <a:prstGeom prst="rect">
                       <a:avLst/>
@@ -710,252 +686,7 @@
                 </pic:pic>
               </a:graphicData>
             </a:graphic>
-          </wp:inline>
-        </w:drawing>
-      </w:r>
-    </w:p>
-    <w:p>
-      <w:pPr>
-        <w:pStyle w:val="Heading"/>
-        <w:jc w:val="center"/>
-        <w:rPr>
-          <w:shd w:val="clear" w:color="auto" w:fill="FFFFFF"/>
-        </w:rPr>
-      </w:pPr>
-    </w:p>
-    <w:p>
-      <w:pPr>
-        <w:pStyle w:val="Heading"/>
-        <w:rPr>
-          <w:shd w:val="clear" w:color="auto" w:fill="FFFFFF"/>
-        </w:rPr>
-      </w:pPr>
-    </w:p>
-    <w:p>
-      <w:pPr>
-        <w:pStyle w:val="Heading"/>
-        <w:rPr>
-          <w:shd w:val="clear" w:color="auto" w:fill="FFFFFF"/>
-        </w:rPr>
-      </w:pPr>
-    </w:p>
-    <w:p>
-      <w:pPr>
-        <w:pStyle w:val="Heading"/>
-        <w:rPr>
-          <w:shd w:val="clear" w:color="auto" w:fill="FFFFFF"/>
-        </w:rPr>
-      </w:pPr>
-    </w:p>
-    <w:p>
-      <w:pPr>
-        <w:pStyle w:val="Heading"/>
-        <w:rPr>
-          <w:shd w:val="clear" w:color="auto" w:fill="FFFFFF"/>
-        </w:rPr>
-      </w:pPr>
-    </w:p>
-    <w:p>
-      <w:pPr>
-        <w:pStyle w:val="Heading"/>
-        <w:rPr>
-          <w:shd w:val="clear" w:color="auto" w:fill="FFFFFF"/>
-        </w:rPr>
-      </w:pPr>
-    </w:p>
-    <w:p>
-      <w:pPr>
-        <w:pStyle w:val="Heading"/>
-        <w:rPr>
-          <w:shd w:val="clear" w:color="auto" w:fill="FFFFFF"/>
-        </w:rPr>
-      </w:pPr>
-    </w:p>
-    <w:p>
-      <w:pPr>
-        <w:pStyle w:val="Heading"/>
-        <w:rPr>
-          <w:shd w:val="clear" w:color="auto" w:fill="FFFFFF"/>
-        </w:rPr>
-      </w:pPr>
-      <w:r>
-        <w:rPr>
-          <w:shd w:val="clear" w:color="auto" w:fill="FFFFFF"/>
-        </w:rPr>
-        <w:t>OBJECT DIAGRAM FOR A FINANCIAL FRAUD DETECTION SYSTEM</w:t>
-      </w:r>
-    </w:p>
-    <w:p>
-      <w:pPr>
-        <w:pStyle w:val="Heading"/>
-        <w:rPr>
-          <w:shd w:val="clear" w:color="auto" w:fill="FFFFFF"/>
-        </w:rPr>
-      </w:pPr>
-    </w:p>
-    <w:p>
-      <w:pPr>
-        <w:pStyle w:val="Heading"/>
-        <w:rPr>
-          <w:shd w:val="clear" w:color="auto" w:fill="FFFFFF"/>
-        </w:rPr>
-      </w:pPr>
-      <w:r>
-        <w:rPr>
-          <w:noProof/>
-          <w:shd w:val="clear" w:color="auto" w:fill="FFFFFF"/>
-        </w:rPr>
-        <w:drawing>
-          <wp:inline distT="0" distB="0" distL="0" distR="0" wp14:anchorId="2CFDCFAC" wp14:editId="7FFB8FBD">
-            <wp:extent cx="8863330" cy="2181860"/>
-            <wp:effectExtent l="0" t="0" r="0" b="8890"/>
-            <wp:docPr id="1105552058" name="Graphic 3"/>
-            <wp:cNvGraphicFramePr>
-              <a:graphicFrameLocks xmlns:a="http://schemas.openxmlformats.org/drawingml/2006/main" noChangeAspect="1"/>
-            </wp:cNvGraphicFramePr>
-            <a:graphic xmlns:a="http://schemas.openxmlformats.org/drawingml/2006/main">
-              <a:graphicData uri="http://schemas.openxmlformats.org/drawingml/2006/picture">
-                <pic:pic xmlns:pic="http://schemas.openxmlformats.org/drawingml/2006/picture">
-                  <pic:nvPicPr>
-                    <pic:cNvPr id="1105552058" name="Graphic 1105552058"/>
-                    <pic:cNvPicPr/>
-                  </pic:nvPicPr>
-                  <pic:blipFill>
-                    <a:blip r:embed="rId10">
-                      <a:extLst>
-                        <a:ext uri="{96DAC541-7B7A-43D3-8B79-37D633B846F1}">
-                          <asvg:svgBlip xmlns:asvg="http://schemas.microsoft.com/office/drawing/2016/SVG/main" r:embed="rId11"/>
-                        </a:ext>
-                      </a:extLst>
-                    </a:blip>
-                    <a:stretch>
-                      <a:fillRect/>
-                    </a:stretch>
-                  </pic:blipFill>
-                  <pic:spPr>
-                    <a:xfrm>
-                      <a:off x="0" y="0"/>
-                      <a:ext cx="8863330" cy="2181860"/>
-                    </a:xfrm>
-                    <a:prstGeom prst="rect">
-                      <a:avLst/>
-                    </a:prstGeom>
-                  </pic:spPr>
-                </pic:pic>
-              </a:graphicData>
-            </a:graphic>
-          </wp:inline>
-        </w:drawing>
-      </w:r>
-    </w:p>
-    <w:p>
-      <w:pPr>
-        <w:pStyle w:val="Heading"/>
-        <w:rPr>
-          <w:shd w:val="clear" w:color="auto" w:fill="FFFFFF"/>
-        </w:rPr>
-      </w:pPr>
-    </w:p>
-    <w:p>
-      <w:pPr>
-        <w:pStyle w:val="Heading"/>
-        <w:rPr>
-          <w:shd w:val="clear" w:color="auto" w:fill="FFFFFF"/>
-        </w:rPr>
-      </w:pPr>
-    </w:p>
-    <w:p>
-      <w:pPr>
-        <w:pStyle w:val="Heading"/>
-        <w:rPr>
-          <w:shd w:val="clear" w:color="auto" w:fill="FFFFFF"/>
-        </w:rPr>
-      </w:pPr>
-    </w:p>
-    <w:p>
-      <w:pPr>
-        <w:pStyle w:val="Heading"/>
-        <w:rPr>
-          <w:shd w:val="clear" w:color="auto" w:fill="FFFFFF"/>
-        </w:rPr>
-      </w:pPr>
-    </w:p>
-    <w:p>
-      <w:pPr>
-        <w:pStyle w:val="Heading"/>
-        <w:rPr>
-          <w:shd w:val="clear" w:color="auto" w:fill="FFFFFF"/>
-        </w:rPr>
-      </w:pPr>
-    </w:p>
-    <w:p>
-      <w:pPr>
-        <w:pStyle w:val="Heading"/>
-        <w:rPr>
-          <w:shd w:val="clear" w:color="auto" w:fill="FFFFFF"/>
-        </w:rPr>
-      </w:pPr>
-    </w:p>
-    <w:p>
-      <w:pPr>
-        <w:pStyle w:val="Heading"/>
-        <w:rPr>
-          <w:shd w:val="clear" w:color="auto" w:fill="FFFFFF"/>
-        </w:rPr>
-      </w:pPr>
-    </w:p>
-    <w:p>
-      <w:pPr>
-        <w:pStyle w:val="Heading"/>
-        <w:rPr>
-          <w:shd w:val="clear" w:color="auto" w:fill="FFFFFF"/>
-        </w:rPr>
-      </w:pPr>
-      <w:r>
-        <w:rPr>
-          <w:noProof/>
-          <w:shd w:val="clear" w:color="auto" w:fill="FFFFFF"/>
-        </w:rPr>
-        <w:drawing>
-          <wp:inline distT="0" distB="0" distL="0" distR="0" wp14:anchorId="795A6B4F" wp14:editId="4F424875">
-            <wp:extent cx="5731510" cy="1432560"/>
-            <wp:effectExtent l="0" t="0" r="2540" b="0"/>
-            <wp:docPr id="361034591" name="Graphic 2"/>
-            <wp:cNvGraphicFramePr>
-              <a:graphicFrameLocks xmlns:a="http://schemas.openxmlformats.org/drawingml/2006/main" noChangeAspect="1"/>
-            </wp:cNvGraphicFramePr>
-            <a:graphic xmlns:a="http://schemas.openxmlformats.org/drawingml/2006/main">
-              <a:graphicData uri="http://schemas.openxmlformats.org/drawingml/2006/picture">
-                <pic:pic xmlns:pic="http://schemas.openxmlformats.org/drawingml/2006/picture">
-                  <pic:nvPicPr>
-                    <pic:cNvPr id="361034591" name="Graphic 361034591"/>
-                    <pic:cNvPicPr/>
-                  </pic:nvPicPr>
-                  <pic:blipFill>
-                    <a:blip r:embed="rId12">
-                      <a:extLst>
-                        <a:ext uri="{96DAC541-7B7A-43D3-8B79-37D633B846F1}">
-                          <asvg:svgBlip xmlns:asvg="http://schemas.microsoft.com/office/drawing/2016/SVG/main" r:embed="rId13"/>
-                        </a:ext>
-                      </a:extLst>
-                    </a:blip>
-                    <a:stretch>
-                      <a:fillRect/>
-                    </a:stretch>
-                  </pic:blipFill>
-                  <pic:spPr>
-                    <a:xfrm>
-                      <a:off x="0" y="0"/>
-                      <a:ext cx="5731510" cy="1432560"/>
-                    </a:xfrm>
-                    <a:prstGeom prst="rect">
-                      <a:avLst/>
-                    </a:prstGeom>
-                  </pic:spPr>
-                </pic:pic>
-              </a:graphicData>
-            </a:graphic>
-          </wp:inline>
+          </wp:anchor>
         </w:drawing>
       </w:r>
     </w:p>
@@ -2455,6 +2186,119 @@
     </w:lvl>
   </w:abstractNum>
   <w:abstractNum w:abstractNumId="13" w15:restartNumberingAfterBreak="0">
+    <w:nsid w:val="2E702854"/>
+    <w:multiLevelType w:val="hybridMultilevel"/>
+    <w:tmpl w:val="A4A60CB6"/>
+    <w:lvl w:ilvl="0" w:tplc="04090001">
+      <w:start w:val="1"/>
+      <w:numFmt w:val="bullet"/>
+      <w:lvlText w:val=""/>
+      <w:lvlJc w:val="left"/>
+      <w:pPr>
+        <w:ind w:left="720" w:hanging="360"/>
+      </w:pPr>
+      <w:rPr>
+        <w:rFonts w:ascii="Symbol" w:hAnsi="Symbol" w:hint="default"/>
+      </w:rPr>
+    </w:lvl>
+    <w:lvl w:ilvl="1" w:tplc="04090003" w:tentative="1">
+      <w:start w:val="1"/>
+      <w:numFmt w:val="bullet"/>
+      <w:lvlText w:val="o"/>
+      <w:lvlJc w:val="left"/>
+      <w:pPr>
+        <w:ind w:left="1440" w:hanging="360"/>
+      </w:pPr>
+      <w:rPr>
+        <w:rFonts w:ascii="Courier New" w:hAnsi="Courier New" w:cs="Courier New" w:hint="default"/>
+      </w:rPr>
+    </w:lvl>
+    <w:lvl w:ilvl="2" w:tplc="04090005" w:tentative="1">
+      <w:start w:val="1"/>
+      <w:numFmt w:val="bullet"/>
+      <w:lvlText w:val=""/>
+      <w:lvlJc w:val="left"/>
+      <w:pPr>
+        <w:ind w:left="2160" w:hanging="360"/>
+      </w:pPr>
+      <w:rPr>
+        <w:rFonts w:ascii="Wingdings" w:hAnsi="Wingdings" w:hint="default"/>
+      </w:rPr>
+    </w:lvl>
+    <w:lvl w:ilvl="3" w:tplc="04090001" w:tentative="1">
+      <w:start w:val="1"/>
+      <w:numFmt w:val="bullet"/>
+      <w:lvlText w:val=""/>
+      <w:lvlJc w:val="left"/>
+      <w:pPr>
+        <w:ind w:left="2880" w:hanging="360"/>
+      </w:pPr>
+      <w:rPr>
+        <w:rFonts w:ascii="Symbol" w:hAnsi="Symbol" w:hint="default"/>
+      </w:rPr>
+    </w:lvl>
+    <w:lvl w:ilvl="4" w:tplc="04090003" w:tentative="1">
+      <w:start w:val="1"/>
+      <w:numFmt w:val="bullet"/>
+      <w:lvlText w:val="o"/>
+      <w:lvlJc w:val="left"/>
+      <w:pPr>
+        <w:ind w:left="3600" w:hanging="360"/>
+      </w:pPr>
+      <w:rPr>
+        <w:rFonts w:ascii="Courier New" w:hAnsi="Courier New" w:cs="Courier New" w:hint="default"/>
+      </w:rPr>
+    </w:lvl>
+    <w:lvl w:ilvl="5" w:tplc="04090005" w:tentative="1">
+      <w:start w:val="1"/>
+      <w:numFmt w:val="bullet"/>
+      <w:lvlText w:val=""/>
+      <w:lvlJc w:val="left"/>
+      <w:pPr>
+        <w:ind w:left="4320" w:hanging="360"/>
+      </w:pPr>
+      <w:rPr>
+        <w:rFonts w:ascii="Wingdings" w:hAnsi="Wingdings" w:hint="default"/>
+      </w:rPr>
+    </w:lvl>
+    <w:lvl w:ilvl="6" w:tplc="04090001" w:tentative="1">
+      <w:start w:val="1"/>
+      <w:numFmt w:val="bullet"/>
+      <w:lvlText w:val=""/>
+      <w:lvlJc w:val="left"/>
+      <w:pPr>
+        <w:ind w:left="5040" w:hanging="360"/>
+      </w:pPr>
+      <w:rPr>
+        <w:rFonts w:ascii="Symbol" w:hAnsi="Symbol" w:hint="default"/>
+      </w:rPr>
+    </w:lvl>
+    <w:lvl w:ilvl="7" w:tplc="04090003" w:tentative="1">
+      <w:start w:val="1"/>
+      <w:numFmt w:val="bullet"/>
+      <w:lvlText w:val="o"/>
+      <w:lvlJc w:val="left"/>
+      <w:pPr>
+        <w:ind w:left="5760" w:hanging="360"/>
+      </w:pPr>
+      <w:rPr>
+        <w:rFonts w:ascii="Courier New" w:hAnsi="Courier New" w:cs="Courier New" w:hint="default"/>
+      </w:rPr>
+    </w:lvl>
+    <w:lvl w:ilvl="8" w:tplc="04090005" w:tentative="1">
+      <w:start w:val="1"/>
+      <w:numFmt w:val="bullet"/>
+      <w:lvlText w:val=""/>
+      <w:lvlJc w:val="left"/>
+      <w:pPr>
+        <w:ind w:left="6480" w:hanging="360"/>
+      </w:pPr>
+      <w:rPr>
+        <w:rFonts w:ascii="Wingdings" w:hAnsi="Wingdings" w:hint="default"/>
+      </w:rPr>
+    </w:lvl>
+  </w:abstractNum>
+  <w:abstractNum w:abstractNumId="14" w15:restartNumberingAfterBreak="0">
     <w:nsid w:val="2F406A41"/>
     <w:multiLevelType w:val="hybridMultilevel"/>
     <w:tmpl w:val="4F061E92"/>
@@ -2567,7 +2411,7 @@
       </w:rPr>
     </w:lvl>
   </w:abstractNum>
-  <w:abstractNum w:abstractNumId="14" w15:restartNumberingAfterBreak="0">
+  <w:abstractNum w:abstractNumId="15" w15:restartNumberingAfterBreak="0">
     <w:nsid w:val="32AE7344"/>
     <w:multiLevelType w:val="hybridMultilevel"/>
     <w:tmpl w:val="7A8264C2"/>
@@ -2680,7 +2524,7 @@
       </w:rPr>
     </w:lvl>
   </w:abstractNum>
-  <w:abstractNum w:abstractNumId="15" w15:restartNumberingAfterBreak="0">
+  <w:abstractNum w:abstractNumId="16" w15:restartNumberingAfterBreak="0">
     <w:nsid w:val="33B860F1"/>
     <w:multiLevelType w:val="multilevel"/>
     <w:tmpl w:val="ABB48AA0"/>
@@ -2829,7 +2673,7 @@
       </w:rPr>
     </w:lvl>
   </w:abstractNum>
-  <w:abstractNum w:abstractNumId="16" w15:restartNumberingAfterBreak="0">
+  <w:abstractNum w:abstractNumId="17" w15:restartNumberingAfterBreak="0">
     <w:nsid w:val="3B130B79"/>
     <w:multiLevelType w:val="multilevel"/>
     <w:tmpl w:val="9D623394"/>
@@ -2978,7 +2822,7 @@
       </w:rPr>
     </w:lvl>
   </w:abstractNum>
-  <w:abstractNum w:abstractNumId="17" w15:restartNumberingAfterBreak="0">
+  <w:abstractNum w:abstractNumId="18" w15:restartNumberingAfterBreak="0">
     <w:nsid w:val="3F3E7023"/>
     <w:multiLevelType w:val="hybridMultilevel"/>
     <w:tmpl w:val="861C4880"/>
@@ -3091,7 +2935,7 @@
       </w:rPr>
     </w:lvl>
   </w:abstractNum>
-  <w:abstractNum w:abstractNumId="18" w15:restartNumberingAfterBreak="0">
+  <w:abstractNum w:abstractNumId="19" w15:restartNumberingAfterBreak="0">
     <w:nsid w:val="44857037"/>
     <w:multiLevelType w:val="multilevel"/>
     <w:tmpl w:val="5AB4209C"/>
@@ -3204,7 +3048,7 @@
       </w:pPr>
     </w:lvl>
   </w:abstractNum>
-  <w:abstractNum w:abstractNumId="19" w15:restartNumberingAfterBreak="0">
+  <w:abstractNum w:abstractNumId="20" w15:restartNumberingAfterBreak="0">
     <w:nsid w:val="478C7ACC"/>
     <w:multiLevelType w:val="multilevel"/>
     <w:tmpl w:val="5886A590"/>
@@ -3353,7 +3197,7 @@
       </w:rPr>
     </w:lvl>
   </w:abstractNum>
-  <w:abstractNum w:abstractNumId="20" w15:restartNumberingAfterBreak="0">
+  <w:abstractNum w:abstractNumId="21" w15:restartNumberingAfterBreak="0">
     <w:nsid w:val="4A4E44FA"/>
     <w:multiLevelType w:val="multilevel"/>
     <w:tmpl w:val="BA58688A"/>
@@ -3502,7 +3346,7 @@
       </w:rPr>
     </w:lvl>
   </w:abstractNum>
-  <w:abstractNum w:abstractNumId="21" w15:restartNumberingAfterBreak="0">
+  <w:abstractNum w:abstractNumId="22" w15:restartNumberingAfterBreak="0">
     <w:nsid w:val="4C1D3184"/>
     <w:multiLevelType w:val="hybridMultilevel"/>
     <w:tmpl w:val="88E06508"/>
@@ -3615,7 +3459,7 @@
       </w:rPr>
     </w:lvl>
   </w:abstractNum>
-  <w:abstractNum w:abstractNumId="22" w15:restartNumberingAfterBreak="0">
+  <w:abstractNum w:abstractNumId="23" w15:restartNumberingAfterBreak="0">
     <w:nsid w:val="527460F3"/>
     <w:multiLevelType w:val="hybridMultilevel"/>
     <w:tmpl w:val="2070C2D8"/>
@@ -3728,7 +3572,7 @@
       </w:rPr>
     </w:lvl>
   </w:abstractNum>
-  <w:abstractNum w:abstractNumId="23" w15:restartNumberingAfterBreak="0">
+  <w:abstractNum w:abstractNumId="24" w15:restartNumberingAfterBreak="0">
     <w:nsid w:val="530D5A2F"/>
     <w:multiLevelType w:val="hybridMultilevel"/>
     <w:tmpl w:val="4610654E"/>
@@ -3817,7 +3661,7 @@
       </w:pPr>
     </w:lvl>
   </w:abstractNum>
-  <w:abstractNum w:abstractNumId="24" w15:restartNumberingAfterBreak="0">
+  <w:abstractNum w:abstractNumId="25" w15:restartNumberingAfterBreak="0">
     <w:nsid w:val="56454CD7"/>
     <w:multiLevelType w:val="hybridMultilevel"/>
     <w:tmpl w:val="9B6C2200"/>
@@ -3930,7 +3774,7 @@
       </w:rPr>
     </w:lvl>
   </w:abstractNum>
-  <w:abstractNum w:abstractNumId="25" w15:restartNumberingAfterBreak="0">
+  <w:abstractNum w:abstractNumId="26" w15:restartNumberingAfterBreak="0">
     <w:nsid w:val="56681E9F"/>
     <w:multiLevelType w:val="multilevel"/>
     <w:tmpl w:val="D410DFB2"/>
@@ -4079,7 +3923,7 @@
       </w:rPr>
     </w:lvl>
   </w:abstractNum>
-  <w:abstractNum w:abstractNumId="26" w15:restartNumberingAfterBreak="0">
+  <w:abstractNum w:abstractNumId="27" w15:restartNumberingAfterBreak="0">
     <w:nsid w:val="56E25836"/>
     <w:multiLevelType w:val="hybridMultilevel"/>
     <w:tmpl w:val="4554F2F0"/>
@@ -4192,7 +4036,7 @@
       </w:rPr>
     </w:lvl>
   </w:abstractNum>
-  <w:abstractNum w:abstractNumId="27" w15:restartNumberingAfterBreak="0">
+  <w:abstractNum w:abstractNumId="28" w15:restartNumberingAfterBreak="0">
     <w:nsid w:val="620F2BD6"/>
     <w:multiLevelType w:val="hybridMultilevel"/>
     <w:tmpl w:val="C7E2CE90"/>
@@ -4278,7 +4122,7 @@
       </w:pPr>
     </w:lvl>
   </w:abstractNum>
-  <w:abstractNum w:abstractNumId="28" w15:restartNumberingAfterBreak="0">
+  <w:abstractNum w:abstractNumId="29" w15:restartNumberingAfterBreak="0">
     <w:nsid w:val="69D141FC"/>
     <w:multiLevelType w:val="hybridMultilevel"/>
     <w:tmpl w:val="4D980E3E"/>
@@ -4391,7 +4235,7 @@
       </w:rPr>
     </w:lvl>
   </w:abstractNum>
-  <w:abstractNum w:abstractNumId="29" w15:restartNumberingAfterBreak="0">
+  <w:abstractNum w:abstractNumId="30" w15:restartNumberingAfterBreak="0">
     <w:nsid w:val="6A9655B0"/>
     <w:multiLevelType w:val="hybridMultilevel"/>
     <w:tmpl w:val="1FF2C9A2"/>
@@ -4504,7 +4348,7 @@
       </w:rPr>
     </w:lvl>
   </w:abstractNum>
-  <w:abstractNum w:abstractNumId="30" w15:restartNumberingAfterBreak="0">
+  <w:abstractNum w:abstractNumId="31" w15:restartNumberingAfterBreak="0">
     <w:nsid w:val="6AC14C48"/>
     <w:multiLevelType w:val="hybridMultilevel"/>
     <w:tmpl w:val="5B02F6F4"/>
@@ -4617,7 +4461,7 @@
       </w:rPr>
     </w:lvl>
   </w:abstractNum>
-  <w:abstractNum w:abstractNumId="31" w15:restartNumberingAfterBreak="0">
+  <w:abstractNum w:abstractNumId="32" w15:restartNumberingAfterBreak="0">
     <w:nsid w:val="6D0D5B3F"/>
     <w:multiLevelType w:val="hybridMultilevel"/>
     <w:tmpl w:val="48DCA648"/>
@@ -4730,7 +4574,7 @@
       </w:rPr>
     </w:lvl>
   </w:abstractNum>
-  <w:abstractNum w:abstractNumId="32" w15:restartNumberingAfterBreak="0">
+  <w:abstractNum w:abstractNumId="33" w15:restartNumberingAfterBreak="0">
     <w:nsid w:val="70D905C0"/>
     <w:multiLevelType w:val="hybridMultilevel"/>
     <w:tmpl w:val="AA5ACEA8"/>
@@ -4843,7 +4687,7 @@
       </w:rPr>
     </w:lvl>
   </w:abstractNum>
-  <w:abstractNum w:abstractNumId="33" w15:restartNumberingAfterBreak="0">
+  <w:abstractNum w:abstractNumId="34" w15:restartNumberingAfterBreak="0">
     <w:nsid w:val="73FF57B7"/>
     <w:multiLevelType w:val="hybridMultilevel"/>
     <w:tmpl w:val="5230679A"/>
@@ -4929,7 +4773,7 @@
       </w:pPr>
     </w:lvl>
   </w:abstractNum>
-  <w:abstractNum w:abstractNumId="34" w15:restartNumberingAfterBreak="0">
+  <w:abstractNum w:abstractNumId="35" w15:restartNumberingAfterBreak="0">
     <w:nsid w:val="7D015FD1"/>
     <w:multiLevelType w:val="hybridMultilevel"/>
     <w:tmpl w:val="19F083A6"/>
@@ -5043,34 +4887,34 @@
     </w:lvl>
   </w:abstractNum>
   <w:num w:numId="1" w16cid:durableId="104233097">
-    <w:abstractNumId w:val="30"/>
+    <w:abstractNumId w:val="31"/>
   </w:num>
   <w:num w:numId="2" w16cid:durableId="549918665">
-    <w:abstractNumId w:val="25"/>
+    <w:abstractNumId w:val="26"/>
   </w:num>
   <w:num w:numId="3" w16cid:durableId="1673408771">
-    <w:abstractNumId w:val="15"/>
+    <w:abstractNumId w:val="16"/>
   </w:num>
   <w:num w:numId="4" w16cid:durableId="1591426523">
     <w:abstractNumId w:val="1"/>
   </w:num>
   <w:num w:numId="5" w16cid:durableId="65344278">
-    <w:abstractNumId w:val="33"/>
+    <w:abstractNumId w:val="34"/>
   </w:num>
   <w:num w:numId="6" w16cid:durableId="1378428580">
     <w:abstractNumId w:val="5"/>
   </w:num>
   <w:num w:numId="7" w16cid:durableId="526141396">
-    <w:abstractNumId w:val="22"/>
+    <w:abstractNumId w:val="23"/>
   </w:num>
   <w:num w:numId="8" w16cid:durableId="1508786400">
     <w:abstractNumId w:val="4"/>
   </w:num>
   <w:num w:numId="9" w16cid:durableId="226769384">
-    <w:abstractNumId w:val="16"/>
+    <w:abstractNumId w:val="17"/>
   </w:num>
   <w:num w:numId="10" w16cid:durableId="548806688">
-    <w:abstractNumId w:val="18"/>
+    <w:abstractNumId w:val="19"/>
   </w:num>
   <w:num w:numId="11" w16cid:durableId="1277711332">
     <w:abstractNumId w:val="6"/>
@@ -5079,10 +4923,10 @@
     <w:abstractNumId w:val="9"/>
   </w:num>
   <w:num w:numId="13" w16cid:durableId="34627475">
-    <w:abstractNumId w:val="20"/>
+    <w:abstractNumId w:val="21"/>
   </w:num>
   <w:num w:numId="14" w16cid:durableId="99766100">
-    <w:abstractNumId w:val="19"/>
+    <w:abstractNumId w:val="20"/>
   </w:num>
   <w:num w:numId="15" w16cid:durableId="2019573640">
     <w:abstractNumId w:val="8"/>
@@ -5091,31 +4935,31 @@
     <w:abstractNumId w:val="10"/>
   </w:num>
   <w:num w:numId="17" w16cid:durableId="216211438">
-    <w:abstractNumId w:val="23"/>
+    <w:abstractNumId w:val="24"/>
   </w:num>
   <w:num w:numId="18" w16cid:durableId="233400239">
-    <w:abstractNumId w:val="32"/>
+    <w:abstractNumId w:val="33"/>
   </w:num>
   <w:num w:numId="19" w16cid:durableId="989404805">
     <w:abstractNumId w:val="3"/>
   </w:num>
   <w:num w:numId="20" w16cid:durableId="1856650138">
-    <w:abstractNumId w:val="24"/>
+    <w:abstractNumId w:val="25"/>
   </w:num>
   <w:num w:numId="21" w16cid:durableId="1439719210">
-    <w:abstractNumId w:val="26"/>
+    <w:abstractNumId w:val="27"/>
   </w:num>
   <w:num w:numId="22" w16cid:durableId="1976326938">
-    <w:abstractNumId w:val="14"/>
+    <w:abstractNumId w:val="15"/>
   </w:num>
   <w:num w:numId="23" w16cid:durableId="1757556204">
-    <w:abstractNumId w:val="31"/>
+    <w:abstractNumId w:val="32"/>
   </w:num>
   <w:num w:numId="24" w16cid:durableId="997422607">
-    <w:abstractNumId w:val="29"/>
+    <w:abstractNumId w:val="30"/>
   </w:num>
   <w:num w:numId="25" w16cid:durableId="432553051">
-    <w:abstractNumId w:val="13"/>
+    <w:abstractNumId w:val="14"/>
   </w:num>
   <w:num w:numId="26" w16cid:durableId="1918201126">
     <w:abstractNumId w:val="11"/>
@@ -5124,7 +4968,7 @@
     <w:abstractNumId w:val="7"/>
   </w:num>
   <w:num w:numId="28" w16cid:durableId="1284843865">
-    <w:abstractNumId w:val="28"/>
+    <w:abstractNumId w:val="29"/>
   </w:num>
   <w:num w:numId="29" w16cid:durableId="1971590552">
     <w:abstractNumId w:val="12"/>
@@ -5133,19 +4977,22 @@
     <w:abstractNumId w:val="2"/>
   </w:num>
   <w:num w:numId="31" w16cid:durableId="1942178433">
-    <w:abstractNumId w:val="34"/>
+    <w:abstractNumId w:val="35"/>
   </w:num>
   <w:num w:numId="32" w16cid:durableId="1160584094">
-    <w:abstractNumId w:val="17"/>
+    <w:abstractNumId w:val="18"/>
   </w:num>
   <w:num w:numId="33" w16cid:durableId="1909874700">
     <w:abstractNumId w:val="0"/>
   </w:num>
   <w:num w:numId="34" w16cid:durableId="866601670">
-    <w:abstractNumId w:val="27"/>
+    <w:abstractNumId w:val="28"/>
   </w:num>
   <w:num w:numId="35" w16cid:durableId="1761635250">
-    <w:abstractNumId w:val="21"/>
+    <w:abstractNumId w:val="22"/>
+  </w:num>
+  <w:num w:numId="36" w16cid:durableId="1019431861">
+    <w:abstractNumId w:val="13"/>
   </w:num>
 </w:numbering>
 </file>
@@ -5752,6 +5599,7 @@
   <w:style w:type="character" w:default="1" w:styleId="DefaultParagraphFont">
     <w:name w:val="Default Paragraph Font"/>
     <w:uiPriority w:val="1"/>
+    <w:semiHidden/>
     <w:unhideWhenUsed/>
   </w:style>
   <w:style w:type="table" w:default="1" w:styleId="TableNormal">
